--- a/Преддипломная практика отчёт Гилёв Антон Алексеевич.docx
+++ b/Преддипломная практика отчёт Гилёв Антон Алексеевич.docx
@@ -2198,14 +2198,6 @@
           <w:szCs w:val="28"/>
         </w:rPr>
       </w:pPr>
-    </w:p>
-    <w:p>
-      <w:pPr>
-        <w:rPr>
-          <w:rFonts w:cs="Liberation Serif"/>
-          <w:szCs w:val="28"/>
-        </w:rPr>
-      </w:pPr>
       <w:r>
         <w:rPr>
           <w:rFonts w:cs="Liberation Serif"/>
@@ -2227,14 +2219,6 @@
         </w:rPr>
         <w:t xml:space="preserve"> применение профессиональных знаний в области информационных систем для сопровождения учебного процесса, а также развитие навыков работы с технологической платформой «1С:Предприятие». В рамках индивидуального задания, связанного с темой дипломной работы «Разработка информационной системы “Прокат скутеров”», требовалось создать прототип ИС для автоматизации учёта аренды, клиентов, финансов и отчётности.</w:t>
       </w:r>
-    </w:p>
-    <w:p>
-      <w:pPr>
-        <w:rPr>
-          <w:rFonts w:cs="Liberation Serif"/>
-          <w:szCs w:val="28"/>
-        </w:rPr>
-      </w:pPr>
     </w:p>
     <w:p>
       <w:pPr>
@@ -2315,13 +2299,7 @@
       </w:r>
       <w:proofErr w:type="spellEnd"/>
       <w:r>
-        <w:t xml:space="preserve"> </w:t>
-      </w:r>
-      <w:r>
-        <w:t>–</w:t>
-      </w:r>
-      <w:r>
-        <w:t xml:space="preserve"> международная </w:t>
+        <w:t xml:space="preserve"> – международная </w:t>
       </w:r>
       <w:proofErr w:type="spellStart"/>
       <w:r>
@@ -8626,6 +8604,7 @@
   <w:style w:type="character" w:default="1" w:styleId="a0">
     <w:name w:val="Default Paragraph Font"/>
     <w:uiPriority w:val="1"/>
+    <w:semiHidden/>
     <w:unhideWhenUsed/>
   </w:style>
   <w:style w:type="table" w:default="1" w:styleId="a1">
